--- a/lab_suite/labs/00_02_Favorites/submissions/answers.docx
+++ b/lab_suite/labs/00_02_Favorites/submissions/answers.docx
@@ -9,12 +9,33 @@
     </w:p>
     <w:p>
       <w:r>
-        <w:t>bluetooth</w:t>
+        <w:t>Keyless-Entry-Systems</w:t>
+      </w:r>
+    </w:p>
+    <w:p/>
+    <w:p>
+      <w:r>
+        <w:t>Füge eine kurze Web-Recherche über dein bevorzugtes Thema hier ein:</w:t>
       </w:r>
     </w:p>
     <w:p>
       <w:r>
-        <w:t>Füge eine kurze Web-Recherche über dein bevorzugtes Thema hier ein:</w:t>
+        <w:t>Ich würde das Thema Funk-Autoschlüssel bzw. Keyless-Entry-Systeme vorschlagen. Fast jedes moderne Auto wird heute per Funk geöffnet und gestartet. Der Schlüssel sendet dabei ein Funksignal an das Fahrzeug, meist im sogenannten ISM-Band (z. B. 433 MHz oder 868 MHz in Europa).</w:t>
+      </w:r>
+    </w:p>
+    <w:p>
+      <w:r>
+        <w:t>Interessant finde ich dabei, dass moderne Autos nicht einfach nur ein fixes Signal verwenden, sondern sogenannte „Rolling Codes“. Das bedeutet, dass sich der Code bei jedem Tastendruck ändert und nur einmal gültig ist. Dadurch soll verhindert werden, dass jemand das Signal aufnimmt und später wieder abspielt (Replay-Angriff).</w:t>
+      </w:r>
+    </w:p>
+    <w:p>
+      <w:r>
+        <w:t>Trotzdem gibt es Sicherheitsprobleme, zum Beispiel sogenannte Relay-Angriffe. Dabei wird das Signal zwischen Auto und Schlüssel in Echtzeit weitergeleitet, sodass das Auto denkt, der Schlüssel wäre in der Nähe. So kann ein Fahrzeug unter Umständen geöffnet werden, obwohl der Schlüssel im Haus liegt.</w:t>
+      </w:r>
+    </w:p>
+    <w:p>
+      <w:r>
+        <w:t>Geräte wie der Flipper Zero können Sub-GHz-Funksignale analysieren und zeigen anschaulich, wie solche Systeme technisch funktionieren. Genau deshalb finde ich das Thema spannend für die KT-Vorlesung, weil es Funktechnik, Modulation, digitale Signalübertragung und Sicherheit verbindet und man es direkt aus dem Alltag kennt.</w:t>
       </w:r>
     </w:p>
     <w:p/>
@@ -631,7 +652,6 @@
   <w:style w:type="character" w:default="1" w:styleId="Absatz-Standardschriftart">
     <w:name w:val="Default Paragraph Font"/>
     <w:uiPriority w:val="1"/>
-    <w:semiHidden/>
     <w:unhideWhenUsed/>
   </w:style>
   <w:style w:type="table" w:default="1" w:styleId="NormaleTabelle">
